--- a/Mini Project.docx
+++ b/Mini Project.docx
@@ -88,18 +88,15 @@
     </w:p>
     <w:p>
       <w:pPr>
-        <w:spacing w:after="120"/>
-      </w:pPr>
-      <w:r>
-        <w:t>Hey Team,</w:t>
-      </w:r>
+        <w:spacing w:after="240"/>
+      </w:pPr>
     </w:p>
     <w:p>
       <w:pPr>
         <w:spacing w:after="240"/>
       </w:pPr>
       <w:r>
-        <w:t>Here is the complete breakdown of our mini-project idea: a Subscription Tracking Application. Please read through this today so we are all on the same page before we present the deep-dive to our project guide tomorrow.</w:t>
+        <w:t xml:space="preserve">Here is the complete breakdown of our mini-project idea: a Subscription Tracking Application. </w:t>
       </w:r>
     </w:p>
     <w:p>
@@ -485,7 +482,7 @@
         <w:rPr>
           <w:b/>
         </w:rPr>
-        <w:t>Option A: The Classic Java Stack (Recommended)</w:t>
+        <w:t xml:space="preserve">Option A: The Classic Java Stack </w:t>
       </w:r>
     </w:p>
     <w:p>
@@ -885,15 +882,7 @@
         <w:spacing w:after="60"/>
       </w:pPr>
       <w:r>
-        <w:t>PUT /api/</w:t>
-      </w:r>
-      <w:proofErr w:type="gramStart"/>
-      <w:r>
-        <w:t>subscriptions/{</w:t>
-      </w:r>
-      <w:proofErr w:type="gramEnd"/>
-      <w:r>
-        <w:t>id} — update an existing subscription.</w:t>
+        <w:t>PUT /api/subscriptions/{id} — update an existing subscription.</w:t>
       </w:r>
     </w:p>
     <w:p>
@@ -906,15 +895,7 @@
         <w:spacing w:after="60"/>
       </w:pPr>
       <w:r>
-        <w:t>DELETE /api/</w:t>
-      </w:r>
-      <w:proofErr w:type="gramStart"/>
-      <w:r>
-        <w:t>subscriptions/{</w:t>
-      </w:r>
-      <w:proofErr w:type="gramEnd"/>
-      <w:r>
-        <w:t>id} — remove a subscription.</w:t>
+        <w:t>DELETE /api/subscriptions/{id} — remove a subscription.</w:t>
       </w:r>
     </w:p>
     <w:p>
@@ -934,16 +915,33 @@
       <w:pPr>
         <w:spacing w:after="240"/>
       </w:pPr>
+    </w:p>
+    <w:p>
+      <w:pPr>
+        <w:spacing w:after="240"/>
+      </w:pPr>
       <w:r>
         <w:t xml:space="preserve">For cost and working possibility, the API is very feasible and low-cost to implement for this </w:t>
       </w:r>
-      <w:proofErr w:type="gramStart"/>
-      <w:r>
-        <w:t>mini-project</w:t>
-      </w:r>
-      <w:proofErr w:type="gramEnd"/>
-      <w:r>
-        <w:t>. The API can be built in any of the recommended stacks: Java, Node.js, or Django. The backend should return JSON, and the web frontend can consume it easily.</w:t>
+      <w:r>
+        <w:t>mini project</w:t>
+      </w:r>
+      <w:r>
+        <w:t xml:space="preserve">. The API can be built in any of the recommended stacks: Java, Node.js, or Django. </w:t>
+      </w:r>
+    </w:p>
+    <w:p>
+      <w:pPr>
+        <w:spacing w:after="240"/>
+      </w:pPr>
+      <w:r>
+        <w:rPr>
+          <w:u w:val="single"/>
+        </w:rPr>
+        <w:t>The backend should return JSON,</w:t>
+      </w:r>
+      <w:r>
+        <w:t xml:space="preserve"> and the web frontend can consume it easily.</w:t>
       </w:r>
     </w:p>
     <w:p>
@@ -1075,11 +1073,9 @@
       <w:r>
         <w:t xml:space="preserve">A Node.js/Express backend with React </w:t>
       </w:r>
-      <w:proofErr w:type="gramStart"/>
-      <w:r>
-        <w:t>frontend</w:t>
-      </w:r>
-      <w:proofErr w:type="gramEnd"/>
+      <w:r>
+        <w:t>front end</w:t>
+      </w:r>
       <w:r>
         <w:t xml:space="preserve"> is more modern but slightly more work.</w:t>
       </w:r>
@@ -1344,15 +1340,7 @@
         <w:spacing w:after="60"/>
       </w:pPr>
       <w:r>
-        <w:t xml:space="preserve">User enters data </w:t>
-      </w:r>
-      <w:proofErr w:type="gramStart"/>
-      <w:r>
-        <w:t>in</w:t>
-      </w:r>
-      <w:proofErr w:type="gramEnd"/>
-      <w:r>
-        <w:t xml:space="preserve"> the web app or PWA.</w:t>
+        <w:t>User enters data in the web app or PWA.</w:t>
       </w:r>
     </w:p>
     <w:p>
@@ -1458,23 +1446,19 @@
         <w:spacing w:after="60"/>
       </w:pPr>
       <w:r>
-        <w:t xml:space="preserve">Which </w:t>
-      </w:r>
-      <w:proofErr w:type="gramStart"/>
-      <w:r>
-        <w:t>technology stack</w:t>
-      </w:r>
-      <w:proofErr w:type="gramEnd"/>
-      <w:r>
-        <w:t xml:space="preserve"> </w:t>
-      </w:r>
-      <w:proofErr w:type="gramStart"/>
-      <w:r>
-        <w:t>we will</w:t>
-      </w:r>
-      <w:proofErr w:type="gramEnd"/>
-      <w:r>
-        <w:t xml:space="preserve"> use: Java, MERN, or Django.</w:t>
+        <w:t xml:space="preserve">Which technology stack we will use: </w:t>
+      </w:r>
+      <w:r>
+        <w:rPr>
+          <w:b/>
+          <w:bCs/>
+          <w:color w:val="000000" w:themeColor="text1"/>
+          <w:u w:val="single"/>
+        </w:rPr>
+        <w:t>Java,</w:t>
+      </w:r>
+      <w:r>
+        <w:t xml:space="preserve"> MERN, or Django.</w:t>
       </w:r>
     </w:p>
     <w:p>
@@ -1517,6 +1501,100 @@
       </w:r>
     </w:p>
     <w:p>
+      <w:pPr>
+        <w:pStyle w:val="ListNumber"/>
+        <w:numPr>
+          <w:ilvl w:val="0"/>
+          <w:numId w:val="0"/>
+        </w:numPr>
+        <w:spacing w:after="60"/>
+        <w:ind w:left="360"/>
+      </w:pPr>
+      <w:r>
+        <w:t>Working :</w:t>
+      </w:r>
+    </w:p>
+    <w:p>
+      <w:pPr>
+        <w:pStyle w:val="ListNumber"/>
+        <w:numPr>
+          <w:ilvl w:val="0"/>
+          <w:numId w:val="0"/>
+        </w:numPr>
+        <w:spacing w:after="60"/>
+        <w:ind w:left="360"/>
+      </w:pPr>
+      <w:r>
+        <w:t>Frontend: Punit Solanki, Shasank Shah</w:t>
+      </w:r>
+    </w:p>
+    <w:p>
+      <w:pPr>
+        <w:pStyle w:val="ListNumber"/>
+        <w:numPr>
+          <w:ilvl w:val="0"/>
+          <w:numId w:val="0"/>
+        </w:numPr>
+        <w:spacing w:after="60"/>
+        <w:ind w:left="360"/>
+      </w:pPr>
+      <w:r>
+        <w:t xml:space="preserve">Backend: </w:t>
+      </w:r>
+      <w:r>
+        <w:t>Ankit Aryan,</w:t>
+      </w:r>
+      <w:r>
+        <w:t xml:space="preserve"> Shasank Shah</w:t>
+      </w:r>
+    </w:p>
+    <w:p>
+      <w:pPr>
+        <w:pStyle w:val="ListNumber"/>
+        <w:numPr>
+          <w:ilvl w:val="0"/>
+          <w:numId w:val="0"/>
+        </w:numPr>
+        <w:spacing w:after="60"/>
+        <w:ind w:left="360"/>
+      </w:pPr>
+      <w:r>
+        <w:t>Database: Shasank Shah</w:t>
+      </w:r>
+    </w:p>
+    <w:p>
+      <w:pPr>
+        <w:pStyle w:val="ListNumber"/>
+        <w:numPr>
+          <w:ilvl w:val="0"/>
+          <w:numId w:val="0"/>
+        </w:numPr>
+        <w:spacing w:after="60"/>
+        <w:ind w:left="360"/>
+      </w:pPr>
+      <w:r>
+        <w:t xml:space="preserve">Presentation: </w:t>
+      </w:r>
+      <w:r>
+        <w:t>Shasank Shah</w:t>
+      </w:r>
+      <w:r>
+        <w:t>,</w:t>
+      </w:r>
+      <w:r>
+        <w:t xml:space="preserve"> </w:t>
+      </w:r>
+      <w:r>
+        <w:t xml:space="preserve">Ankit Aryan, </w:t>
+      </w:r>
+      <w:r>
+        <w:t xml:space="preserve"> </w:t>
+      </w:r>
+      <w:r>
+        <w:t>Punit Solanki</w:t>
+      </w:r>
+    </w:p>
+    <w:p>
       <w:r>
         <w:br w:type="page"/>
       </w:r>
@@ -1552,15 +1630,7 @@
         <w:spacing w:after="60"/>
       </w:pPr>
       <w:r>
-        <w:t xml:space="preserve">Start with the problem: multiple subscriptions are hard to track, renewals are </w:t>
-      </w:r>
-      <w:proofErr w:type="gramStart"/>
-      <w:r>
-        <w:t>missed</w:t>
-      </w:r>
-      <w:proofErr w:type="gramEnd"/>
-      <w:r>
-        <w:t>, and users lose money.</w:t>
+        <w:t>Start with the problem: multiple subscriptions are hard to track, renewals are missed, and users lose money.</w:t>
       </w:r>
     </w:p>
     <w:p>
@@ -1946,7 +2016,23 @@
           <w:sz w:val="40"/>
         </w:rPr>
         <w:br/>
-        <w:t>Web + PWA-ready, API-driven, exam-ready.</w:t>
+        <w:t xml:space="preserve">Web + PWA-ready, API-driven, </w:t>
+      </w:r>
+      <w:r>
+        <w:rPr>
+          <w:b/>
+          <w:color w:val="003366"/>
+          <w:sz w:val="40"/>
+        </w:rPr>
+        <w:t>Visually Appealing UI</w:t>
+      </w:r>
+      <w:r>
+        <w:rPr>
+          <w:b/>
+          <w:color w:val="003366"/>
+          <w:sz w:val="40"/>
+        </w:rPr>
+        <w:t>-ready.</w:t>
       </w:r>
     </w:p>
     <w:p>

--- a/Mini Project.docx
+++ b/Mini Project.docx
@@ -1,6 +1,6 @@
 
 <file path=word/document.xml><?xml version="1.0" encoding="utf-8"?>
-<w:document xmlns:wpc="http://schemas.microsoft.com/office/word/2010/wordprocessingCanvas" xmlns:cx="http://schemas.microsoft.com/office/drawing/2014/chartex" xmlns:cx1="http://schemas.microsoft.com/office/drawing/2015/9/8/chartex" xmlns:cx2="http://schemas.microsoft.com/office/drawing/2015/10/21/chartex" xmlns:cx3="http://schemas.microsoft.com/office/drawing/2016/5/9/chartex" xmlns:cx4="http://schemas.microsoft.com/office/drawing/2016/5/10/chartex" xmlns:cx5="http://schemas.microsoft.com/office/drawing/2016/5/11/chartex" xmlns:cx6="http://schemas.microsoft.com/office/drawing/2016/5/12/chartex" xmlns:cx7="http://schemas.microsoft.com/office/drawing/2016/5/13/chartex" xmlns:cx8="http://schemas.microsoft.com/office/drawing/2016/5/14/chartex" xmlns:mc="http://schemas.openxmlformats.org/markup-compatibility/2006" xmlns:aink="http://schemas.microsoft.com/office/drawing/2016/ink" xmlns:am3d="http://schemas.microsoft.com/office/drawing/2017/model3d" xmlns:o="urn:schemas-microsoft-com:office:office" xmlns:oel="http://schemas.microsoft.com/office/2019/extlst" xmlns:r="http://schemas.openxmlformats.org/officeDocument/2006/relationships" xmlns:m="http://schemas.openxmlformats.org/officeDocument/2006/math" xmlns:v="urn:schemas-microsoft-com:vml" xmlns:wp14="http://schemas.microsoft.com/office/word/2010/wordprocessingDrawing" xmlns:wp="http://schemas.openxmlformats.org/drawingml/2006/wordprocessingDrawing" xmlns:w10="urn:schemas-microsoft-com:office:word" xmlns:w="http://schemas.openxmlformats.org/wordprocessingml/2006/main" xmlns:w14="http://schemas.microsoft.com/office/word/2010/wordml" xmlns:w15="http://schemas.microsoft.com/office/word/2012/wordml" xmlns:w16cex="http://schemas.microsoft.com/office/word/2018/wordml/cex" xmlns:w16cid="http://schemas.microsoft.com/office/word/2016/wordml/cid" xmlns:w16="http://schemas.microsoft.com/office/word/2018/wordml" xmlns:w16du="http://schemas.microsoft.com/office/word/2023/wordml/word16du" xmlns:w16sdtdh="http://schemas.microsoft.com/office/word/2020/wordml/sdtdatahash" xmlns:w16sdtfl="http://schemas.microsoft.com/office/word/2024/wordml/sdtformatlock" xmlns:w16se="http://schemas.microsoft.com/office/word/2015/wordml/symex" xmlns:wpg="http://schemas.microsoft.com/office/word/2010/wordprocessingGroup" xmlns:wpi="http://schemas.microsoft.com/office/word/2010/wordprocessingInk" xmlns:wne="http://schemas.microsoft.com/office/word/2006/wordml" xmlns:wps="http://schemas.microsoft.com/office/word/2010/wordprocessingShape" mc:Ignorable="w14 w15 w16se w16cid w16 w16cex w16sdtdh w16sdtfl w16du wp14">
+<w:document xmlns:wpc="http://schemas.microsoft.com/office/word/2010/wordprocessingCanvas" xmlns:cx="http://schemas.microsoft.com/office/drawing/2014/chartex" xmlns:cx1="http://schemas.microsoft.com/office/drawing/2015/9/8/chartex" xmlns:cx2="http://schemas.microsoft.com/office/drawing/2015/10/21/chartex" xmlns:cx3="http://schemas.microsoft.com/office/drawing/2016/5/9/chartex" xmlns:cx4="http://schemas.microsoft.com/office/drawing/2016/5/10/chartex" xmlns:cx5="http://schemas.microsoft.com/office/drawing/2016/5/11/chartex" xmlns:cx6="http://schemas.microsoft.com/office/drawing/2016/5/12/chartex" xmlns:cx7="http://schemas.microsoft.com/office/drawing/2016/5/13/chartex" xmlns:cx8="http://schemas.microsoft.com/office/drawing/2016/5/14/chartex" xmlns:mc="http://schemas.openxmlformats.org/markup-compatibility/2006" xmlns:aink="http://schemas.microsoft.com/office/drawing/2016/ink" xmlns:am3d="http://schemas.microsoft.com/office/drawing/2017/model3d" xmlns:o="urn:schemas-microsoft-com:office:office" xmlns:oel="http://schemas.microsoft.com/office/2019/extlst" xmlns:r="http://schemas.openxmlformats.org/officeDocument/2006/relationships" xmlns:m="http://schemas.openxmlformats.org/officeDocument/2006/math" xmlns:v="urn:schemas-microsoft-com:vml" xmlns:wp14="http://schemas.microsoft.com/office/word/2010/wordprocessingDrawing" xmlns:wp="http://schemas.openxmlformats.org/drawingml/2006/wordprocessingDrawing" xmlns:w10="urn:schemas-microsoft-com:office:word" xmlns:w="http://schemas.openxmlformats.org/wordprocessingml/2006/main" xmlns:w14="http://schemas.microsoft.com/office/word/2010/wordml" xmlns:w15="http://schemas.microsoft.com/office/word/2012/wordml" xmlns:w16cei="http://schemas.microsoft.com/office/word/2026/wordml/cei" xmlns:w16cex="http://schemas.microsoft.com/office/word/2018/wordml/cex" xmlns:w16cid="http://schemas.microsoft.com/office/word/2016/wordml/cid" xmlns:w16="http://schemas.microsoft.com/office/word/2018/wordml" xmlns:w16du="http://schemas.microsoft.com/office/word/2023/wordml/word16du" xmlns:w16sdtdh="http://schemas.microsoft.com/office/word/2020/wordml/sdtdatahash" xmlns:w16sdtfl="http://schemas.microsoft.com/office/word/2024/wordml/sdtformatlock" xmlns:w16se="http://schemas.microsoft.com/office/word/2015/wordml/symex" xmlns:wpg="http://schemas.microsoft.com/office/word/2010/wordprocessingGroup" xmlns:wpi="http://schemas.microsoft.com/office/word/2010/wordprocessingInk" xmlns:wne="http://schemas.microsoft.com/office/word/2006/wordml" xmlns:wps="http://schemas.microsoft.com/office/word/2010/wordprocessingShape" mc:Ignorable="w14 w15 w16se w16cid w16 w16cex w16sdtdh w16sdtfl w16du wp14">
   <w:body>
     <w:p>
       <w:pPr>
@@ -96,7 +96,91 @@
         <w:spacing w:after="240"/>
       </w:pPr>
       <w:r>
-        <w:t xml:space="preserve">Here is the complete breakdown of our mini-project idea: a Subscription Tracking Application. </w:t>
+        <w:t xml:space="preserve">Here is the complete breakdown of our mini-project idea: </w:t>
+      </w:r>
+    </w:p>
+    <w:p>
+      <w:pPr>
+        <w:spacing w:after="240"/>
+        <w:jc w:val="center"/>
+        <w:rPr>
+          <w:b/>
+          <w:i/>
+          <w:iCs/>
+          <w:color w:val="262626" w:themeColor="text1" w:themeTint="D9"/>
+          <w14:glow w14:rad="139700">
+            <w14:schemeClr w14:val="accent1">
+              <w14:alpha w14:val="60000"/>
+              <w14:satMod w14:val="175000"/>
+            </w14:schemeClr>
+          </w14:glow>
+          <w14:shadow w14:blurRad="63500" w14:dist="50800" w14:dir="2700000" w14:sx="0" w14:sy="0" w14:kx="0" w14:ky="0" w14:algn="none">
+            <w14:srgbClr w14:val="000000">
+              <w14:alpha w14:val="50000"/>
+            </w14:srgbClr>
+          </w14:shadow>
+          <w14:textOutline w14:w="6731" w14:cap="flat" w14:cmpd="sng" w14:algn="ctr">
+            <w14:solidFill>
+              <w14:schemeClr w14:val="bg1"/>
+            </w14:solidFill>
+            <w14:prstDash w14:val="solid"/>
+            <w14:round/>
+          </w14:textOutline>
+        </w:rPr>
+      </w:pPr>
+      <w:r>
+        <w:rPr>
+          <w:b/>
+          <w:i/>
+          <w:iCs/>
+          <w:color w:val="262626" w:themeColor="text1" w:themeTint="D9"/>
+          <w14:glow w14:rad="139700">
+            <w14:schemeClr w14:val="accent1">
+              <w14:alpha w14:val="60000"/>
+              <w14:satMod w14:val="175000"/>
+            </w14:schemeClr>
+          </w14:glow>
+          <w14:shadow w14:blurRad="63500" w14:dist="50800" w14:dir="2700000" w14:sx="0" w14:sy="0" w14:kx="0" w14:ky="0" w14:algn="none">
+            <w14:srgbClr w14:val="000000">
+              <w14:alpha w14:val="50000"/>
+            </w14:srgbClr>
+          </w14:shadow>
+          <w14:textOutline w14:w="6731" w14:cap="flat" w14:cmpd="sng" w14:algn="ctr">
+            <w14:solidFill>
+              <w14:schemeClr w14:val="bg1"/>
+            </w14:solidFill>
+            <w14:prstDash w14:val="solid"/>
+            <w14:round/>
+          </w14:textOutline>
+        </w:rPr>
+        <w:t>A</w:t>
+      </w:r>
+      <w:r>
+        <w:rPr>
+          <w:b/>
+          <w:i/>
+          <w:iCs/>
+          <w:color w:val="262626" w:themeColor="text1" w:themeTint="D9"/>
+          <w14:glow w14:rad="139700">
+            <w14:schemeClr w14:val="accent1">
+              <w14:alpha w14:val="60000"/>
+              <w14:satMod w14:val="175000"/>
+            </w14:schemeClr>
+          </w14:glow>
+          <w14:shadow w14:blurRad="63500" w14:dist="50800" w14:dir="2700000" w14:sx="0" w14:sy="0" w14:kx="0" w14:ky="0" w14:algn="none">
+            <w14:srgbClr w14:val="000000">
+              <w14:alpha w14:val="50000"/>
+            </w14:srgbClr>
+          </w14:shadow>
+          <w14:textOutline w14:w="6731" w14:cap="flat" w14:cmpd="sng" w14:algn="ctr">
+            <w14:solidFill>
+              <w14:schemeClr w14:val="bg1"/>
+            </w14:solidFill>
+            <w14:prstDash w14:val="solid"/>
+            <w14:round/>
+          </w14:textOutline>
+        </w:rPr>
+        <w:t xml:space="preserve"> Subscription Tracking Application.</w:t>
       </w:r>
     </w:p>
     <w:p>
@@ -257,7 +341,15 @@
         <w:spacing w:after="60"/>
       </w:pPr>
       <w:r>
-        <w:t>A list of "Upcoming Renewals" sorted by the nearest date.</w:t>
+        <w:t xml:space="preserve">A list of "Upcoming Renewals" </w:t>
+      </w:r>
+      <w:proofErr w:type="gramStart"/>
+      <w:r>
+        <w:t>sorted</w:t>
+      </w:r>
+      <w:proofErr w:type="gramEnd"/>
+      <w:r>
+        <w:t xml:space="preserve"> by the nearest date.</w:t>
       </w:r>
     </w:p>
     <w:p>
@@ -306,7 +398,19 @@
         <w:spacing w:after="60"/>
       </w:pPr>
       <w:r>
-        <w:t>No real payment gateways: We will NOT integrate Stripe or PayPal. We are tracking expenses, not processing them.</w:t>
+        <w:t xml:space="preserve">No real payment gateways: We will NOT integrate </w:t>
+      </w:r>
+      <w:r>
+        <w:t>UPI</w:t>
+      </w:r>
+      <w:r>
+        <w:t xml:space="preserve"> or </w:t>
+      </w:r>
+      <w:r>
+        <w:t>Credit Cards</w:t>
+      </w:r>
+      <w:r>
+        <w:t>. We are tracking expenses, not processing them.</w:t>
       </w:r>
     </w:p>
     <w:p>
@@ -658,7 +762,10 @@
         <w:spacing w:after="240"/>
       </w:pPr>
       <w:r>
-        <w:t>Our guide asked whether the project should be a PWA or a cross-platform solution that works as both a web application and an Android app. Here is the comparison:</w:t>
+        <w:t>W</w:t>
+      </w:r>
+      <w:r>
+        <w:t>hether the project should be a PWA or a cross-platform solution that works as both a web application and an Android app. Here is the comparison:</w:t>
       </w:r>
     </w:p>
     <w:p>
@@ -687,7 +794,10 @@
         <w:spacing w:after="60"/>
       </w:pPr>
       <w:r>
-        <w:t>Supports offline caching, install prompt, and push notifications with service workers.</w:t>
+        <w:t>Supports</w:t>
+      </w:r>
+      <w:r>
+        <w:t xml:space="preserve"> offline caching, install prompt, and push notifications with service workers.</w:t>
       </w:r>
     </w:p>
     <w:p>
@@ -734,7 +844,15 @@
         <w:spacing w:after="60"/>
       </w:pPr>
       <w:r>
-        <w:t>Requires a separate mobile app build, but still can share the same backend API.</w:t>
+        <w:t xml:space="preserve">Requires a separate mobile app </w:t>
+      </w:r>
+      <w:proofErr w:type="gramStart"/>
+      <w:r>
+        <w:t>build, but</w:t>
+      </w:r>
+      <w:proofErr w:type="gramEnd"/>
+      <w:r>
+        <w:t xml:space="preserve"> still can share the same backend API.</w:t>
       </w:r>
     </w:p>
     <w:p>
@@ -882,7 +1000,15 @@
         <w:spacing w:after="60"/>
       </w:pPr>
       <w:r>
-        <w:t>PUT /api/subscriptions/{id} — update an existing subscription.</w:t>
+        <w:t>PUT /api/</w:t>
+      </w:r>
+      <w:proofErr w:type="gramStart"/>
+      <w:r>
+        <w:t>subscriptions/{</w:t>
+      </w:r>
+      <w:proofErr w:type="gramEnd"/>
+      <w:r>
+        <w:t>id} — update an existing subscription.</w:t>
       </w:r>
     </w:p>
     <w:p>
@@ -895,7 +1021,15 @@
         <w:spacing w:after="60"/>
       </w:pPr>
       <w:r>
-        <w:t>DELETE /api/subscriptions/{id} — remove a subscription.</w:t>
+        <w:t>DELETE /api/</w:t>
+      </w:r>
+      <w:proofErr w:type="gramStart"/>
+      <w:r>
+        <w:t>subscriptions/{</w:t>
+      </w:r>
+      <w:proofErr w:type="gramEnd"/>
+      <w:r>
+        <w:t>id} — remove a subscription.</w:t>
       </w:r>
     </w:p>
     <w:p>
@@ -1340,7 +1474,15 @@
         <w:spacing w:after="60"/>
       </w:pPr>
       <w:r>
-        <w:t>User enters data in the web app or PWA.</w:t>
+        <w:t xml:space="preserve">User enters data </w:t>
+      </w:r>
+      <w:proofErr w:type="gramStart"/>
+      <w:r>
+        <w:t>in</w:t>
+      </w:r>
+      <w:proofErr w:type="gramEnd"/>
+      <w:r>
+        <w:t xml:space="preserve"> the web app or PWA.</w:t>
       </w:r>
     </w:p>
     <w:p>
@@ -1427,17 +1569,6 @@
     </w:p>
     <w:p>
       <w:pPr>
-        <w:spacing w:after="120"/>
-      </w:pPr>
-      <w:r>
-        <w:rPr>
-          <w:b/>
-        </w:rPr>
-        <w:t>Before the next meeting, we should decide and assign:</w:t>
-      </w:r>
-    </w:p>
-    <w:p>
-      <w:pPr>
         <w:pStyle w:val="ListNumber"/>
         <w:numPr>
           <w:ilvl w:val="0"/>
@@ -1446,7 +1577,23 @@
         <w:spacing w:after="60"/>
       </w:pPr>
       <w:r>
-        <w:t xml:space="preserve">Which technology stack we will use: </w:t>
+        <w:t xml:space="preserve">Which </w:t>
+      </w:r>
+      <w:proofErr w:type="gramStart"/>
+      <w:r>
+        <w:t>technology stack</w:t>
+      </w:r>
+      <w:proofErr w:type="gramEnd"/>
+      <w:r>
+        <w:t xml:space="preserve"> </w:t>
+      </w:r>
+      <w:proofErr w:type="gramStart"/>
+      <w:r>
+        <w:t>we will</w:t>
+      </w:r>
+      <w:proofErr w:type="gramEnd"/>
+      <w:r>
+        <w:t xml:space="preserve"> use: </w:t>
       </w:r>
       <w:r>
         <w:rPr>
@@ -1510,9 +1657,11 @@
         <w:spacing w:after="60"/>
         <w:ind w:left="360"/>
       </w:pPr>
+      <w:proofErr w:type="gramStart"/>
       <w:r>
         <w:t>Working :</w:t>
       </w:r>
+      <w:proofErr w:type="gramEnd"/>
     </w:p>
     <w:p>
       <w:pPr>
@@ -1539,13 +1688,7 @@
         <w:ind w:left="360"/>
       </w:pPr>
       <w:r>
-        <w:t xml:space="preserve">Backend: </w:t>
-      </w:r>
-      <w:r>
-        <w:t>Ankit Aryan,</w:t>
-      </w:r>
-      <w:r>
-        <w:t xml:space="preserve"> Shasank Shah</w:t>
+        <w:t>Backend: Ankit Aryan, Shasank Shah</w:t>
       </w:r>
     </w:p>
     <w:p>
@@ -1573,25 +1716,22 @@
         <w:ind w:left="360"/>
       </w:pPr>
       <w:r>
-        <w:t xml:space="preserve">Presentation: </w:t>
-      </w:r>
-      <w:r>
-        <w:t>Shasank Shah</w:t>
-      </w:r>
-      <w:r>
-        <w:t>,</w:t>
+        <w:t>Presentation: Shasank Shah,</w:t>
       </w:r>
       <w:r>
         <w:t xml:space="preserve"> </w:t>
       </w:r>
       <w:r>
-        <w:t xml:space="preserve">Ankit Aryan, </w:t>
-      </w:r>
-      <w:r>
-        <w:t xml:space="preserve"> </w:t>
-      </w:r>
-      <w:r>
-        <w:t>Punit Solanki</w:t>
+        <w:t xml:space="preserve">Ankit </w:t>
+      </w:r>
+      <w:r>
+        <w:t xml:space="preserve">Aryan, </w:t>
+      </w:r>
+      <w:r>
+        <w:t>Punit</w:t>
+      </w:r>
+      <w:r>
+        <w:t xml:space="preserve"> Solanki</w:t>
       </w:r>
     </w:p>
     <w:p>
@@ -1614,14 +1754,6 @@
     </w:p>
     <w:p>
       <w:pPr>
-        <w:spacing w:after="240"/>
-      </w:pPr>
-      <w:r>
-        <w:t>Use this section to guide your presentation and make the demo easy to follow for the project guide.</w:t>
-      </w:r>
-    </w:p>
-    <w:p>
-      <w:pPr>
         <w:pStyle w:val="ListNumber"/>
         <w:numPr>
           <w:ilvl w:val="0"/>
@@ -1630,7 +1762,15 @@
         <w:spacing w:after="60"/>
       </w:pPr>
       <w:r>
-        <w:t>Start with the problem: multiple subscriptions are hard to track, renewals are missed, and users lose money.</w:t>
+        <w:t xml:space="preserve">Start with the problem: multiple subscriptions are hard to track, renewals are </w:t>
+      </w:r>
+      <w:proofErr w:type="gramStart"/>
+      <w:r>
+        <w:t>missed</w:t>
+      </w:r>
+      <w:proofErr w:type="gramEnd"/>
+      <w:r>
+        <w:t>, and users lose money.</w:t>
       </w:r>
     </w:p>
     <w:p>
@@ -1969,6 +2109,24 @@
     </w:p>
     <w:p>
       <w:pPr>
+        <w:rPr>
+          <w:rFonts w:eastAsiaTheme="majorEastAsia" w:cstheme="majorBidi"/>
+          <w:b/>
+          <w:bCs/>
+          <w:color w:val="0066CC"/>
+          <w:sz w:val="26"/>
+          <w:szCs w:val="26"/>
+        </w:rPr>
+      </w:pPr>
+      <w:r>
+        <w:rPr>
+          <w:color w:val="0066CC"/>
+        </w:rPr>
+        <w:br w:type="page"/>
+      </w:r>
+    </w:p>
+    <w:p>
+      <w:pPr>
         <w:pStyle w:val="Heading2"/>
       </w:pPr>
       <w:r>
@@ -2091,7 +2249,7 @@
 </file>
 
 <file path=word/numbering.xml><?xml version="1.0" encoding="utf-8"?>
-<w:numbering xmlns:wpc="http://schemas.microsoft.com/office/word/2010/wordprocessingCanvas" xmlns:cx="http://schemas.microsoft.com/office/drawing/2014/chartex" xmlns:cx1="http://schemas.microsoft.com/office/drawing/2015/9/8/chartex" xmlns:cx2="http://schemas.microsoft.com/office/drawing/2015/10/21/chartex" xmlns:cx3="http://schemas.microsoft.com/office/drawing/2016/5/9/chartex" xmlns:cx4="http://schemas.microsoft.com/office/drawing/2016/5/10/chartex" xmlns:cx5="http://schemas.microsoft.com/office/drawing/2016/5/11/chartex" xmlns:cx6="http://schemas.microsoft.com/office/drawing/2016/5/12/chartex" xmlns:cx7="http://schemas.microsoft.com/office/drawing/2016/5/13/chartex" xmlns:cx8="http://schemas.microsoft.com/office/drawing/2016/5/14/chartex" xmlns:mc="http://schemas.openxmlformats.org/markup-compatibility/2006" xmlns:aink="http://schemas.microsoft.com/office/drawing/2016/ink" xmlns:am3d="http://schemas.microsoft.com/office/drawing/2017/model3d" xmlns:o="urn:schemas-microsoft-com:office:office" xmlns:oel="http://schemas.microsoft.com/office/2019/extlst" xmlns:r="http://schemas.openxmlformats.org/officeDocument/2006/relationships" xmlns:m="http://schemas.openxmlformats.org/officeDocument/2006/math" xmlns:v="urn:schemas-microsoft-com:vml" xmlns:wp14="http://schemas.microsoft.com/office/word/2010/wordprocessingDrawing" xmlns:wp="http://schemas.openxmlformats.org/drawingml/2006/wordprocessingDrawing" xmlns:w10="urn:schemas-microsoft-com:office:word" xmlns:w="http://schemas.openxmlformats.org/wordprocessingml/2006/main" xmlns:w14="http://schemas.microsoft.com/office/word/2010/wordml" xmlns:w15="http://schemas.microsoft.com/office/word/2012/wordml" xmlns:w16cex="http://schemas.microsoft.com/office/word/2018/wordml/cex" xmlns:w16cid="http://schemas.microsoft.com/office/word/2016/wordml/cid" xmlns:w16="http://schemas.microsoft.com/office/word/2018/wordml" xmlns:w16du="http://schemas.microsoft.com/office/word/2023/wordml/word16du" xmlns:w16sdtdh="http://schemas.microsoft.com/office/word/2020/wordml/sdtdatahash" xmlns:w16sdtfl="http://schemas.microsoft.com/office/word/2024/wordml/sdtformatlock" xmlns:w16se="http://schemas.microsoft.com/office/word/2015/wordml/symex" xmlns:wpg="http://schemas.microsoft.com/office/word/2010/wordprocessingGroup" xmlns:wpi="http://schemas.microsoft.com/office/word/2010/wordprocessingInk" xmlns:wne="http://schemas.microsoft.com/office/word/2006/wordml" xmlns:wps="http://schemas.microsoft.com/office/word/2010/wordprocessingShape" mc:Ignorable="w14 w15 w16se w16cid w16 w16cex w16sdtdh w16sdtfl w16du wp14">
+<w:numbering xmlns:wpc="http://schemas.microsoft.com/office/word/2010/wordprocessingCanvas" xmlns:cx="http://schemas.microsoft.com/office/drawing/2014/chartex" xmlns:cx1="http://schemas.microsoft.com/office/drawing/2015/9/8/chartex" xmlns:cx2="http://schemas.microsoft.com/office/drawing/2015/10/21/chartex" xmlns:cx3="http://schemas.microsoft.com/office/drawing/2016/5/9/chartex" xmlns:cx4="http://schemas.microsoft.com/office/drawing/2016/5/10/chartex" xmlns:cx5="http://schemas.microsoft.com/office/drawing/2016/5/11/chartex" xmlns:cx6="http://schemas.microsoft.com/office/drawing/2016/5/12/chartex" xmlns:cx7="http://schemas.microsoft.com/office/drawing/2016/5/13/chartex" xmlns:cx8="http://schemas.microsoft.com/office/drawing/2016/5/14/chartex" xmlns:mc="http://schemas.openxmlformats.org/markup-compatibility/2006" xmlns:aink="http://schemas.microsoft.com/office/drawing/2016/ink" xmlns:am3d="http://schemas.microsoft.com/office/drawing/2017/model3d" xmlns:o="urn:schemas-microsoft-com:office:office" xmlns:oel="http://schemas.microsoft.com/office/2019/extlst" xmlns:r="http://schemas.openxmlformats.org/officeDocument/2006/relationships" xmlns:m="http://schemas.openxmlformats.org/officeDocument/2006/math" xmlns:v="urn:schemas-microsoft-com:vml" xmlns:wp14="http://schemas.microsoft.com/office/word/2010/wordprocessingDrawing" xmlns:wp="http://schemas.openxmlformats.org/drawingml/2006/wordprocessingDrawing" xmlns:w10="urn:schemas-microsoft-com:office:word" xmlns:w="http://schemas.openxmlformats.org/wordprocessingml/2006/main" xmlns:w14="http://schemas.microsoft.com/office/word/2010/wordml" xmlns:w15="http://schemas.microsoft.com/office/word/2012/wordml" xmlns:w16cei="http://schemas.microsoft.com/office/word/2026/wordml/cei" xmlns:w16cex="http://schemas.microsoft.com/office/word/2018/wordml/cex" xmlns:w16cid="http://schemas.microsoft.com/office/word/2016/wordml/cid" xmlns:w16="http://schemas.microsoft.com/office/word/2018/wordml" xmlns:w16du="http://schemas.microsoft.com/office/word/2023/wordml/word16du" xmlns:w16sdtdh="http://schemas.microsoft.com/office/word/2020/wordml/sdtdatahash" xmlns:w16sdtfl="http://schemas.microsoft.com/office/word/2024/wordml/sdtformatlock" xmlns:w16se="http://schemas.microsoft.com/office/word/2015/wordml/symex" xmlns:wpg="http://schemas.microsoft.com/office/word/2010/wordprocessingGroup" xmlns:wpi="http://schemas.microsoft.com/office/word/2010/wordprocessingInk" xmlns:wne="http://schemas.microsoft.com/office/word/2006/wordml" xmlns:wps="http://schemas.microsoft.com/office/word/2010/wordprocessingShape" mc:Ignorable="w14 w15 w16se w16cid w16 w16cex w16sdtdh w16sdtfl w16du wp14">
   <w:numPicBullet w:numPicBulletId="0">
     <w:pict>
       <v:shapetype w14:anchorId="06E1D7BA" id="_x0000_t75" coordsize="21600,21600" o:spt="75" o:preferrelative="t" path="m@4@5l@4@11@9@11@9@5xe" filled="f" stroked="f">
@@ -2113,7 +2271,7 @@
         <v:path o:extrusionok="f" gradientshapeok="t" o:connecttype="rect"/>
         <o:lock v:ext="edit" aspectratio="t"/>
       </v:shapetype>
-      <v:shape id="_x0000_i1025" type="#_x0000_t75" style="width:11.25pt;height:11.25pt" o:bullet="t">
+      <v:shape id="_x0000_i1025" type="#_x0000_t75" style="width:11.5pt;height:11.5pt" o:bullet="t">
         <v:imagedata r:id="rId1" o:title="mso2F32"/>
       </v:shape>
     </w:pict>
